--- a/docs/Course/GE2021/03_Lecture_Note/LectureNote_Chad/PPT/chapter2/chapter2_notebook.docx
+++ b/docs/Course/GE2021/03_Lecture_Note/LectureNote_Chad/PPT/chapter2/chapter2_notebook.docx
@@ -31,7 +31,7 @@
         <w:pStyle w:val="Date"/>
       </w:pPr>
       <w:r>
-        <w:t xml:space="preserve">Fri, 28 February 2025</w:t>
+        <w:t xml:space="preserve">Sat, 1 March 2025</w:t>
       </w:r>
     </w:p>
     <w:bookmarkStart w:id="20" w:name="learning-objectives"/>

--- a/docs/Course/GE2021/03_Lecture_Note/LectureNote_Chad/PPT/chapter2/chapter2_notebook.docx
+++ b/docs/Course/GE2021/03_Lecture_Note/LectureNote_Chad/PPT/chapter2/chapter2_notebook.docx
@@ -31,7 +31,7 @@
         <w:pStyle w:val="Date"/>
       </w:pPr>
       <w:r>
-        <w:t xml:space="preserve">Sat, 1 March 2025</w:t>
+        <w:t xml:space="preserve">Mon, 3 March 2025</w:t>
       </w:r>
     </w:p>
     <w:bookmarkStart w:id="20" w:name="learning-objectives"/>
